--- a/Received/three/3, Eng II.docx
+++ b/Received/three/3, Eng II.docx
@@ -25,15 +25,15 @@
         <mc:AlternateContent>
           <mc:Choice Requires="wps">
             <w:drawing>
-              <wp:anchor distT="45720" distB="45720" distL="114300" distR="114300" simplePos="0" relativeHeight="251671552" behindDoc="0" locked="0" layoutInCell="1" allowOverlap="1" wp14:anchorId="4C7EBF20" wp14:editId="35770817">
+              <wp:anchor distT="45720" distB="45720" distL="114300" distR="114300" simplePos="0" relativeHeight="251671552" behindDoc="0" locked="0" layoutInCell="1" allowOverlap="1" wp14:anchorId="4C7EBF20" wp14:editId="0E2DF20A">
                 <wp:simplePos x="0" y="0"/>
                 <wp:positionH relativeFrom="column">
-                  <wp:posOffset>5831637</wp:posOffset>
+                  <wp:posOffset>5829300</wp:posOffset>
                 </wp:positionH>
                 <wp:positionV relativeFrom="paragraph">
-                  <wp:posOffset>-39993</wp:posOffset>
+                  <wp:posOffset>-38100</wp:posOffset>
                 </wp:positionV>
-                <wp:extent cx="897147" cy="1404620"/>
+                <wp:extent cx="619125" cy="304800"/>
                 <wp:effectExtent l="0" t="0" r="0" b="0"/>
                 <wp:wrapNone/>
                 <wp:docPr id="1715909807" name="Text Box 2"/>
@@ -49,7 +49,7 @@
                       <wps:spPr bwMode="auto">
                         <a:xfrm>
                           <a:off x="0" y="0"/>
-                          <a:ext cx="897147" cy="1404620"/>
+                          <a:ext cx="619125" cy="304800"/>
                         </a:xfrm>
                         <a:prstGeom prst="rect">
                           <a:avLst/>
@@ -89,7 +89,7 @@
                         </w:txbxContent>
                       </wps:txbx>
                       <wps:bodyPr rot="0" vert="horz" wrap="square" lIns="91440" tIns="45720" rIns="91440" bIns="45720" anchor="t" anchorCtr="0">
-                        <a:spAutoFit/>
+                        <a:noAutofit/>
                       </wps:bodyPr>
                     </wps:wsp>
                   </a:graphicData>
@@ -98,7 +98,7 @@
                   <wp14:pctWidth>0</wp14:pctWidth>
                 </wp14:sizeRelH>
                 <wp14:sizeRelV relativeFrom="margin">
-                  <wp14:pctHeight>20000</wp14:pctHeight>
+                  <wp14:pctHeight>0</wp14:pctHeight>
                 </wp14:sizeRelV>
               </wp:anchor>
             </w:drawing>
@@ -109,8 +109,8 @@
                 <v:stroke joinstyle="miter"/>
                 <v:path gradientshapeok="t" o:connecttype="rect"/>
               </v:shapetype>
-              <v:shape id="Text Box 2" o:spid="_x0000_s1026" type="#_x0000_t202" style="position:absolute;margin-left:459.2pt;margin-top:-3.15pt;width:70.65pt;height:110.6pt;z-index:251671552;visibility:visible;mso-wrap-style:square;mso-width-percent:0;mso-height-percent:200;mso-wrap-distance-left:9pt;mso-wrap-distance-top:3.6pt;mso-wrap-distance-right:9pt;mso-wrap-distance-bottom:3.6pt;mso-position-horizontal:absolute;mso-position-horizontal-relative:text;mso-position-vertical:absolute;mso-position-vertical-relative:text;mso-width-percent:0;mso-height-percent:200;mso-width-relative:margin;mso-height-relative:margin;v-text-anchor:top" o:gfxdata="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" filled="f" stroked="f">
-                <v:textbox style="mso-fit-shape-to-text:t">
+              <v:shape id="Text Box 2" o:spid="_x0000_s1026" type="#_x0000_t202" style="position:absolute;margin-left:459pt;margin-top:-3pt;width:48.75pt;height:24pt;z-index:251671552;visibility:visible;mso-wrap-style:square;mso-width-percent:0;mso-height-percent:0;mso-wrap-distance-left:9pt;mso-wrap-distance-top:3.6pt;mso-wrap-distance-right:9pt;mso-wrap-distance-bottom:3.6pt;mso-position-horizontal:absolute;mso-position-horizontal-relative:text;mso-position-vertical:absolute;mso-position-vertical-relative:text;mso-width-percent:0;mso-height-percent:0;mso-width-relative:margin;mso-height-relative:margin;v-text-anchor:top" o:gfxdata="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" filled="f" stroked="f">
+                <v:textbox>
                   <w:txbxContent>
                     <w:p>
                       <w:r>
@@ -272,27 +272,7 @@
           <w:sz w:val="24"/>
           <w:szCs w:val="24"/>
         </w:rPr>
-        <w:t xml:space="preserve">Ratnanagar-7, </w:t>
-      </w:r>
-      <w:proofErr w:type="spellStart"/>
-      <w:r>
-        <w:rPr>
-          <w:rFonts w:ascii="Times New Roman" w:hAnsi="Times New Roman" w:cs="Times New Roman"/>
-          <w:b/>
-          <w:sz w:val="24"/>
-          <w:szCs w:val="24"/>
-        </w:rPr>
-        <w:t>Sauraha</w:t>
-      </w:r>
-      <w:proofErr w:type="spellEnd"/>
-      <w:r>
-        <w:rPr>
-          <w:rFonts w:ascii="Times New Roman" w:hAnsi="Times New Roman" w:cs="Times New Roman"/>
-          <w:b/>
-          <w:sz w:val="24"/>
-          <w:szCs w:val="24"/>
-        </w:rPr>
-        <w:t>, Chitwan</w:t>
+        <w:t>Ratnanagar-7, Sauraha, Chitwan</w:t>
       </w:r>
     </w:p>
     <w:p>
@@ -521,25 +501,7 @@
           <w:sz w:val="24"/>
           <w:szCs w:val="24"/>
         </w:rPr>
-        <w:t xml:space="preserve"> </w:t>
-      </w:r>
-      <w:r>
-        <w:rPr>
-          <w:rFonts w:ascii="Times New Roman" w:hAnsi="Times New Roman" w:cs="Times New Roman"/>
-          <w:b/>
-          <w:sz w:val="24"/>
-          <w:szCs w:val="24"/>
-        </w:rPr>
-        <w:t>1</w:t>
-      </w:r>
-      <w:r>
-        <w:rPr>
-          <w:rFonts w:ascii="Times New Roman" w:hAnsi="Times New Roman" w:cs="Times New Roman"/>
-          <w:b/>
-          <w:sz w:val="24"/>
-          <w:szCs w:val="24"/>
-        </w:rPr>
-        <w:t xml:space="preserve"> hr.</w:t>
+        <w:t xml:space="preserve"> 1 hr.</w:t>
       </w:r>
       <w:r>
         <w:rPr>
@@ -661,16 +623,7 @@
           <w:sz w:val="28"/>
           <w:szCs w:val="28"/>
         </w:rPr>
-        <w:t xml:space="preserve"> </w:t>
-      </w:r>
-      <w:r>
-        <w:rPr>
-          <w:rFonts w:ascii="Times New Roman" w:hAnsi="Times New Roman" w:cs="Times New Roman"/>
-          <w:b/>
-          <w:sz w:val="28"/>
-          <w:szCs w:val="28"/>
-        </w:rPr>
-        <w:t>Eng II</w:t>
+        <w:t xml:space="preserve"> Eng II</w:t>
       </w:r>
     </w:p>
     <w:tbl>
@@ -773,7 +726,6 @@
               <w:rPr>
                 <w:rFonts w:ascii="Times New Roman" w:hAnsi="Times New Roman" w:cs="Times New Roman"/>
                 <w:noProof/>
-                <w:szCs w:val="22"/>
               </w:rPr>
               <mc:AlternateContent>
                 <mc:Choice Requires="wps">
@@ -1095,57 +1047,7 @@
           <w:sz w:val="32"/>
           <w:szCs w:val="32"/>
         </w:rPr>
-        <w:t xml:space="preserve">Read the passage and do the activities given below. </w:t>
-      </w:r>
-      <w:r>
-        <w:rPr>
-          <w:rFonts w:ascii="Times New Roman" w:hAnsi="Times New Roman" w:cs="Times New Roman"/>
-          <w:b/>
-          <w:bCs/>
-          <w:sz w:val="32"/>
-          <w:szCs w:val="32"/>
-        </w:rPr>
-        <w:tab/>
-      </w:r>
-      <w:r>
-        <w:rPr>
-          <w:rFonts w:ascii="Times New Roman" w:hAnsi="Times New Roman" w:cs="Times New Roman"/>
-          <w:b/>
-          <w:bCs/>
-          <w:sz w:val="32"/>
-          <w:szCs w:val="32"/>
-        </w:rPr>
-        <w:tab/>
-      </w:r>
-      <w:r>
-        <w:rPr>
-          <w:rFonts w:ascii="Times New Roman" w:hAnsi="Times New Roman" w:cs="Times New Roman"/>
-          <w:b/>
-          <w:bCs/>
-          <w:sz w:val="32"/>
-          <w:szCs w:val="32"/>
-        </w:rPr>
-        <w:tab/>
-      </w:r>
-      <w:r>
-        <w:rPr>
-          <w:rFonts w:ascii="Times New Roman" w:hAnsi="Times New Roman" w:cs="Times New Roman"/>
-          <w:b/>
-          <w:bCs/>
-          <w:sz w:val="32"/>
-          <w:szCs w:val="32"/>
-        </w:rPr>
-        <w:tab/>
-      </w:r>
-      <w:r>
-        <w:rPr>
-          <w:rFonts w:ascii="Times New Roman" w:hAnsi="Times New Roman" w:cs="Times New Roman"/>
-          <w:b/>
-          <w:bCs/>
-          <w:sz w:val="32"/>
-          <w:szCs w:val="32"/>
-        </w:rPr>
-        <w:t>(4)</w:t>
+        <w:t>Read the passage and do the activities given below.</w:t>
       </w:r>
     </w:p>
     <w:p>
@@ -1314,41 +1216,109 @@
         </w:rPr>
         <w:t>.</w:t>
       </w:r>
-    </w:p>
-    <w:p>
-      <w:pPr>
-        <w:ind w:left="720" w:hanging="720"/>
-        <w:rPr>
-          <w:rFonts w:ascii="Times New Roman" w:hAnsi="Times New Roman" w:cs="Times New Roman"/>
-          <w:sz w:val="32"/>
-          <w:szCs w:val="32"/>
-        </w:rPr>
-      </w:pPr>
-      <w:r>
-        <w:rPr>
-          <w:rFonts w:ascii="Times New Roman" w:hAnsi="Times New Roman" w:cs="Times New Roman"/>
-          <w:sz w:val="32"/>
-          <w:szCs w:val="32"/>
-        </w:rPr>
-        <w:t xml:space="preserve">   </w:t>
-      </w:r>
-      <w:proofErr w:type="spellStart"/>
-      <w:r>
-        <w:rPr>
-          <w:rFonts w:ascii="Times New Roman" w:hAnsi="Times New Roman" w:cs="Times New Roman"/>
-          <w:sz w:val="32"/>
-          <w:szCs w:val="32"/>
-        </w:rPr>
-        <w:t>i</w:t>
-      </w:r>
-      <w:proofErr w:type="spellEnd"/>
-      <w:r>
-        <w:rPr>
-          <w:rFonts w:ascii="Times New Roman" w:hAnsi="Times New Roman" w:cs="Times New Roman"/>
-          <w:sz w:val="32"/>
-          <w:szCs w:val="32"/>
-        </w:rPr>
-        <w:t>)What is the name of Saugat’s little brother?</w:t>
+      <w:r>
+        <w:rPr>
+          <w:rFonts w:ascii="Times New Roman" w:hAnsi="Times New Roman" w:cs="Times New Roman"/>
+          <w:sz w:val="32"/>
+          <w:szCs w:val="32"/>
+        </w:rPr>
+        <w:tab/>
+      </w:r>
+      <w:r>
+        <w:rPr>
+          <w:rFonts w:ascii="Times New Roman" w:hAnsi="Times New Roman" w:cs="Times New Roman"/>
+          <w:sz w:val="32"/>
+          <w:szCs w:val="32"/>
+        </w:rPr>
+        <w:tab/>
+      </w:r>
+      <w:r>
+        <w:rPr>
+          <w:rFonts w:ascii="Times New Roman" w:hAnsi="Times New Roman" w:cs="Times New Roman"/>
+          <w:sz w:val="32"/>
+          <w:szCs w:val="32"/>
+        </w:rPr>
+        <w:tab/>
+      </w:r>
+      <w:r>
+        <w:rPr>
+          <w:rFonts w:ascii="Times New Roman" w:hAnsi="Times New Roman" w:cs="Times New Roman"/>
+          <w:sz w:val="32"/>
+          <w:szCs w:val="32"/>
+        </w:rPr>
+        <w:tab/>
+      </w:r>
+      <w:r>
+        <w:rPr>
+          <w:rFonts w:ascii="Times New Roman" w:hAnsi="Times New Roman" w:cs="Times New Roman"/>
+          <w:sz w:val="32"/>
+          <w:szCs w:val="32"/>
+        </w:rPr>
+        <w:tab/>
+      </w:r>
+      <w:r>
+        <w:rPr>
+          <w:rFonts w:ascii="Times New Roman" w:hAnsi="Times New Roman" w:cs="Times New Roman"/>
+          <w:sz w:val="32"/>
+          <w:szCs w:val="32"/>
+        </w:rPr>
+        <w:tab/>
+      </w:r>
+      <w:r>
+        <w:rPr>
+          <w:rFonts w:ascii="Times New Roman" w:hAnsi="Times New Roman" w:cs="Times New Roman"/>
+          <w:sz w:val="32"/>
+          <w:szCs w:val="32"/>
+        </w:rPr>
+        <w:tab/>
+      </w:r>
+      <w:r>
+        <w:rPr>
+          <w:rFonts w:ascii="Times New Roman" w:hAnsi="Times New Roman" w:cs="Times New Roman"/>
+          <w:b/>
+          <w:bCs/>
+          <w:sz w:val="32"/>
+          <w:szCs w:val="32"/>
+        </w:rPr>
+        <w:t>(4</w:t>
+      </w:r>
+      <w:r>
+        <w:rPr>
+          <w:rFonts w:ascii="Times New Roman" w:hAnsi="Times New Roman" w:cs="Times New Roman"/>
+          <w:b/>
+          <w:bCs/>
+          <w:sz w:val="32"/>
+          <w:szCs w:val="32"/>
+        </w:rPr>
+        <w:t>×1=4</w:t>
+      </w:r>
+      <w:r>
+        <w:rPr>
+          <w:rFonts w:ascii="Times New Roman" w:hAnsi="Times New Roman" w:cs="Times New Roman"/>
+          <w:b/>
+          <w:bCs/>
+          <w:sz w:val="32"/>
+          <w:szCs w:val="32"/>
+        </w:rPr>
+        <w:t>)</w:t>
+      </w:r>
+    </w:p>
+    <w:p>
+      <w:pPr>
+        <w:ind w:left="720" w:hanging="720"/>
+        <w:rPr>
+          <w:rFonts w:ascii="Times New Roman" w:hAnsi="Times New Roman" w:cs="Times New Roman"/>
+          <w:sz w:val="32"/>
+          <w:szCs w:val="32"/>
+        </w:rPr>
+      </w:pPr>
+      <w:r>
+        <w:rPr>
+          <w:rFonts w:ascii="Times New Roman" w:hAnsi="Times New Roman" w:cs="Times New Roman"/>
+          <w:sz w:val="32"/>
+          <w:szCs w:val="32"/>
+        </w:rPr>
+        <w:t xml:space="preserve">   i)What is the name of Saugat’s little brother?</w:t>
       </w:r>
     </w:p>
     <w:p>
@@ -1737,7 +1707,27 @@
           <w:sz w:val="32"/>
           <w:szCs w:val="32"/>
         </w:rPr>
-        <w:t>lowing antonyms (opposite words.</w:t>
+        <w:t>lowing antonyms (opposite words</w:t>
+      </w:r>
+      <w:r>
+        <w:rPr>
+          <w:rFonts w:ascii="Times New Roman" w:hAnsi="Times New Roman" w:cs="Times New Roman"/>
+          <w:b/>
+          <w:bCs/>
+          <w:sz w:val="32"/>
+          <w:szCs w:val="32"/>
+        </w:rPr>
+        <w:t>)</w:t>
+      </w:r>
+      <w:r>
+        <w:rPr>
+          <w:rFonts w:ascii="Times New Roman" w:hAnsi="Times New Roman" w:cs="Times New Roman"/>
+          <w:b/>
+          <w:bCs/>
+          <w:sz w:val="32"/>
+          <w:szCs w:val="32"/>
+        </w:rPr>
+        <w:t>.</w:t>
       </w:r>
       <w:r>
         <w:rPr>
@@ -1810,6 +1800,82 @@
           <w:szCs w:val="32"/>
         </w:rPr>
       </w:pPr>
+      <w:r>
+        <w:rPr>
+          <w:rFonts w:ascii="Times New Roman" w:hAnsi="Times New Roman" w:cs="Times New Roman"/>
+          <w:noProof/>
+          <w:sz w:val="32"/>
+          <w:szCs w:val="32"/>
+        </w:rPr>
+        <mc:AlternateContent>
+          <mc:Choice Requires="wps">
+            <w:drawing>
+              <wp:anchor distT="0" distB="0" distL="114300" distR="114300" simplePos="0" relativeHeight="251684864" behindDoc="0" locked="0" layoutInCell="1" allowOverlap="1" wp14:anchorId="3BA7FA0E" wp14:editId="090FC501">
+                <wp:simplePos x="0" y="0"/>
+                <wp:positionH relativeFrom="column">
+                  <wp:posOffset>1028699</wp:posOffset>
+                </wp:positionH>
+                <wp:positionV relativeFrom="paragraph">
+                  <wp:posOffset>146685</wp:posOffset>
+                </wp:positionV>
+                <wp:extent cx="2143125" cy="542925"/>
+                <wp:effectExtent l="0" t="0" r="66675" b="66675"/>
+                <wp:wrapNone/>
+                <wp:docPr id="1396636495" name="Straight Arrow Connector 13"/>
+                <wp:cNvGraphicFramePr/>
+                <a:graphic xmlns:a="http://schemas.openxmlformats.org/drawingml/2006/main">
+                  <a:graphicData uri="http://schemas.microsoft.com/office/word/2010/wordprocessingShape">
+                    <wps:wsp>
+                      <wps:cNvCnPr/>
+                      <wps:spPr>
+                        <a:xfrm>
+                          <a:off x="0" y="0"/>
+                          <a:ext cx="2143125" cy="542925"/>
+                        </a:xfrm>
+                        <a:prstGeom prst="straightConnector1">
+                          <a:avLst/>
+                        </a:prstGeom>
+                        <a:ln>
+                          <a:solidFill>
+                            <a:schemeClr val="tx1"/>
+                          </a:solidFill>
+                          <a:tailEnd type="triangle"/>
+                        </a:ln>
+                      </wps:spPr>
+                      <wps:style>
+                        <a:lnRef idx="1">
+                          <a:schemeClr val="accent1"/>
+                        </a:lnRef>
+                        <a:fillRef idx="0">
+                          <a:schemeClr val="accent1"/>
+                        </a:fillRef>
+                        <a:effectRef idx="0">
+                          <a:schemeClr val="accent1"/>
+                        </a:effectRef>
+                        <a:fontRef idx="minor">
+                          <a:schemeClr val="tx1"/>
+                        </a:fontRef>
+                      </wps:style>
+                      <wps:bodyPr/>
+                    </wps:wsp>
+                  </a:graphicData>
+                </a:graphic>
+              </wp:anchor>
+            </w:drawing>
+          </mc:Choice>
+          <mc:Fallback>
+            <w:pict>
+              <v:shapetype w14:anchorId="208F05C2" id="_x0000_t32" coordsize="21600,21600" o:spt="32" o:oned="t" path="m,l21600,21600e" filled="f">
+                <v:path arrowok="t" fillok="f" o:connecttype="none"/>
+                <o:lock v:ext="edit" shapetype="t"/>
+              </v:shapetype>
+              <v:shape id="Straight Arrow Connector 13" o:spid="_x0000_s1026" type="#_x0000_t32" style="position:absolute;margin-left:81pt;margin-top:11.55pt;width:168.75pt;height:42.75pt;z-index:251684864;visibility:visible;mso-wrap-style:square;mso-wrap-distance-left:9pt;mso-wrap-distance-top:0;mso-wrap-distance-right:9pt;mso-wrap-distance-bottom:0;mso-position-horizontal:absolute;mso-position-horizontal-relative:text;mso-position-vertical:absolute;mso-position-vertical-relative:text" o:gfxdata="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" strokecolor="black [3213]" strokeweight=".5pt">
+                <v:stroke endarrow="block" joinstyle="miter"/>
+              </v:shape>
+            </w:pict>
+          </mc:Fallback>
+        </mc:AlternateContent>
+      </w:r>
       <w:r>
         <w:rPr>
           <w:rFonts w:ascii="Times New Roman" w:hAnsi="Times New Roman" w:cs="Times New Roman"/>
@@ -2763,6 +2829,14 @@
         </w:rPr>
         <w:t>are how you</w:t>
       </w:r>
+      <w:r>
+        <w:rPr>
+          <w:rFonts w:ascii="Times New Roman" w:hAnsi="Times New Roman" w:cs="Times New Roman"/>
+          <w:sz w:val="32"/>
+          <w:szCs w:val="32"/>
+        </w:rPr>
+        <w:t>?</w:t>
+      </w:r>
     </w:p>
     <w:p>
       <w:pPr>
@@ -3938,23 +4012,13 @@
           <w:u w:val="single"/>
         </w:rPr>
       </w:pPr>
-      <w:proofErr w:type="spellStart"/>
-      <w:r>
-        <w:rPr>
-          <w:rFonts w:ascii="Times New Roman" w:hAnsi="Times New Roman" w:cs="Times New Roman"/>
-          <w:sz w:val="32"/>
-          <w:szCs w:val="32"/>
-        </w:rPr>
-        <w:t>eg.</w:t>
-      </w:r>
-      <w:proofErr w:type="spellEnd"/>
-      <w:r>
-        <w:rPr>
-          <w:rFonts w:ascii="Times New Roman" w:hAnsi="Times New Roman" w:cs="Times New Roman"/>
-          <w:sz w:val="32"/>
-          <w:szCs w:val="32"/>
-        </w:rPr>
-        <w:t xml:space="preserve"> She (know, knows) what I say.        </w:t>
+      <w:r>
+        <w:rPr>
+          <w:rFonts w:ascii="Times New Roman" w:hAnsi="Times New Roman" w:cs="Times New Roman"/>
+          <w:sz w:val="32"/>
+          <w:szCs w:val="32"/>
+        </w:rPr>
+        <w:t xml:space="preserve">eg. She (know, knows) what I say.        </w:t>
       </w:r>
       <w:r>
         <w:rPr>
@@ -4033,25 +4097,47 @@
           <w:sz w:val="32"/>
           <w:szCs w:val="32"/>
         </w:rPr>
-        <w:t xml:space="preserve">b) Dog (eat, </w:t>
-      </w:r>
-      <w:proofErr w:type="gramStart"/>
-      <w:r>
-        <w:rPr>
-          <w:rFonts w:ascii="Times New Roman" w:hAnsi="Times New Roman" w:cs="Times New Roman"/>
-          <w:sz w:val="32"/>
-          <w:szCs w:val="32"/>
-        </w:rPr>
-        <w:t xml:space="preserve">eats)   </w:t>
-      </w:r>
-      <w:proofErr w:type="gramEnd"/>
-      <w:r>
-        <w:rPr>
-          <w:rFonts w:ascii="Times New Roman" w:hAnsi="Times New Roman" w:cs="Times New Roman"/>
-          <w:sz w:val="32"/>
-          <w:szCs w:val="32"/>
-        </w:rPr>
-        <w:t xml:space="preserve">                           </w:t>
+        <w:t>b) Dog</w:t>
+      </w:r>
+      <w:r>
+        <w:rPr>
+          <w:rFonts w:ascii="Times New Roman" w:hAnsi="Times New Roman" w:cs="Times New Roman"/>
+          <w:sz w:val="32"/>
+          <w:szCs w:val="32"/>
+        </w:rPr>
+        <w:t>s</w:t>
+      </w:r>
+      <w:r>
+        <w:rPr>
+          <w:rFonts w:ascii="Times New Roman" w:hAnsi="Times New Roman" w:cs="Times New Roman"/>
+          <w:sz w:val="32"/>
+          <w:szCs w:val="32"/>
+        </w:rPr>
+        <w:t xml:space="preserve"> (eat, eats) </w:t>
+      </w:r>
+      <w:r>
+        <w:rPr>
+          <w:rFonts w:ascii="Times New Roman" w:hAnsi="Times New Roman" w:cs="Times New Roman"/>
+          <w:sz w:val="32"/>
+          <w:szCs w:val="32"/>
+        </w:rPr>
+        <w:t>bones</w:t>
+      </w:r>
+      <w:r>
+        <w:rPr>
+          <w:rFonts w:ascii="Times New Roman" w:hAnsi="Times New Roman" w:cs="Times New Roman"/>
+          <w:sz w:val="32"/>
+          <w:szCs w:val="32"/>
+        </w:rPr>
+        <w:t>.</w:t>
+      </w:r>
+      <w:r>
+        <w:rPr>
+          <w:rFonts w:ascii="Times New Roman" w:hAnsi="Times New Roman" w:cs="Times New Roman"/>
+          <w:sz w:val="32"/>
+          <w:szCs w:val="32"/>
+        </w:rPr>
+        <w:t xml:space="preserve">                      </w:t>
       </w:r>
       <w:r>
         <w:rPr>
@@ -4086,25 +4172,23 @@
           <w:sz w:val="32"/>
           <w:szCs w:val="32"/>
         </w:rPr>
-        <w:t xml:space="preserve">c)He (open, </w:t>
-      </w:r>
-      <w:proofErr w:type="gramStart"/>
-      <w:r>
-        <w:rPr>
-          <w:rFonts w:ascii="Times New Roman" w:hAnsi="Times New Roman" w:cs="Times New Roman"/>
-          <w:sz w:val="32"/>
-          <w:szCs w:val="32"/>
-        </w:rPr>
-        <w:t xml:space="preserve">opens)   </w:t>
-      </w:r>
-      <w:proofErr w:type="gramEnd"/>
-      <w:r>
-        <w:rPr>
-          <w:rFonts w:ascii="Times New Roman" w:hAnsi="Times New Roman" w:cs="Times New Roman"/>
-          <w:sz w:val="32"/>
-          <w:szCs w:val="32"/>
-        </w:rPr>
-        <w:t xml:space="preserve">                         </w:t>
+        <w:t xml:space="preserve">c)He (open, opens) </w:t>
+      </w:r>
+      <w:r>
+        <w:rPr>
+          <w:rFonts w:ascii="Times New Roman" w:hAnsi="Times New Roman" w:cs="Times New Roman"/>
+          <w:sz w:val="32"/>
+          <w:szCs w:val="32"/>
+        </w:rPr>
+        <w:t>the door.</w:t>
+      </w:r>
+      <w:r>
+        <w:rPr>
+          <w:rFonts w:ascii="Times New Roman" w:hAnsi="Times New Roman" w:cs="Times New Roman"/>
+          <w:sz w:val="32"/>
+          <w:szCs w:val="32"/>
+        </w:rPr>
+        <w:t xml:space="preserve">            </w:t>
       </w:r>
       <w:r>
         <w:rPr>
@@ -4271,25 +4355,7 @@
           <w:sz w:val="32"/>
           <w:szCs w:val="32"/>
         </w:rPr>
-        <w:t xml:space="preserve">  </w:t>
-      </w:r>
-      <w:proofErr w:type="spellStart"/>
-      <w:r>
-        <w:rPr>
-          <w:rFonts w:ascii="Times New Roman" w:hAnsi="Times New Roman" w:cs="Times New Roman"/>
-          <w:sz w:val="32"/>
-          <w:szCs w:val="32"/>
-        </w:rPr>
-        <w:t>eg.</w:t>
-      </w:r>
-      <w:proofErr w:type="spellEnd"/>
-      <w:r>
-        <w:rPr>
-          <w:rFonts w:ascii="Times New Roman" w:hAnsi="Times New Roman" w:cs="Times New Roman"/>
-          <w:sz w:val="32"/>
-          <w:szCs w:val="32"/>
-        </w:rPr>
-        <w:t xml:space="preserve">  He is a singer.</w:t>
+        <w:t xml:space="preserve">  eg.  He is a singer.</w:t>
       </w:r>
     </w:p>
     <w:p>
@@ -4397,15 +4463,13 @@
           <w:rFonts w:ascii="Times New Roman" w:hAnsi="Times New Roman" w:cs="Times New Roman"/>
           <w:sz w:val="32"/>
           <w:szCs w:val="32"/>
-          <w:u w:val="single"/>
-        </w:rPr>
-      </w:pPr>
-      <w:r>
-        <w:rPr>
-          <w:rFonts w:ascii="Times New Roman" w:hAnsi="Times New Roman" w:cs="Times New Roman"/>
-          <w:sz w:val="32"/>
-          <w:szCs w:val="32"/>
-          <w:u w:val="single"/>
+        </w:rPr>
+      </w:pPr>
+      <w:r>
+        <w:rPr>
+          <w:rFonts w:ascii="Times New Roman" w:hAnsi="Times New Roman" w:cs="Times New Roman"/>
+          <w:sz w:val="32"/>
+          <w:szCs w:val="32"/>
         </w:rPr>
         <w:t>a)</w:t>
       </w:r>
@@ -4414,7 +4478,6 @@
           <w:rFonts w:ascii="Times New Roman" w:hAnsi="Times New Roman" w:cs="Times New Roman"/>
           <w:sz w:val="32"/>
           <w:szCs w:val="32"/>
-          <w:u w:val="single"/>
         </w:rPr>
         <w:t xml:space="preserve"> </w:t>
       </w:r>
@@ -4423,7 +4486,6 @@
           <w:rFonts w:ascii="Times New Roman" w:hAnsi="Times New Roman" w:cs="Times New Roman"/>
           <w:sz w:val="32"/>
           <w:szCs w:val="32"/>
-          <w:u w:val="single"/>
         </w:rPr>
         <w:t>She is an engineer.</w:t>
       </w:r>
@@ -4524,15 +4586,13 @@
           <w:rFonts w:ascii="Times New Roman" w:hAnsi="Times New Roman" w:cs="Times New Roman"/>
           <w:sz w:val="32"/>
           <w:szCs w:val="32"/>
-          <w:u w:val="single"/>
-        </w:rPr>
-      </w:pPr>
-      <w:r>
-        <w:rPr>
-          <w:rFonts w:ascii="Times New Roman" w:hAnsi="Times New Roman" w:cs="Times New Roman"/>
-          <w:sz w:val="32"/>
-          <w:szCs w:val="32"/>
-          <w:u w:val="single"/>
+        </w:rPr>
+      </w:pPr>
+      <w:r>
+        <w:rPr>
+          <w:rFonts w:ascii="Times New Roman" w:hAnsi="Times New Roman" w:cs="Times New Roman"/>
+          <w:sz w:val="32"/>
+          <w:szCs w:val="32"/>
         </w:rPr>
         <w:t>b)</w:t>
       </w:r>
@@ -4541,7 +4601,6 @@
           <w:rFonts w:ascii="Times New Roman" w:hAnsi="Times New Roman" w:cs="Times New Roman"/>
           <w:sz w:val="32"/>
           <w:szCs w:val="32"/>
-          <w:u w:val="single"/>
         </w:rPr>
         <w:t xml:space="preserve"> </w:t>
       </w:r>
@@ -4550,7 +4609,6 @@
           <w:rFonts w:ascii="Times New Roman" w:hAnsi="Times New Roman" w:cs="Times New Roman"/>
           <w:sz w:val="32"/>
           <w:szCs w:val="32"/>
-          <w:u w:val="single"/>
         </w:rPr>
         <w:t>That is my book.</w:t>
       </w:r>
@@ -4835,29 +4893,7 @@
           <w:sz w:val="32"/>
           <w:szCs w:val="32"/>
         </w:rPr>
-        <w:t>-</w:t>
-      </w:r>
-      <w:proofErr w:type="spellStart"/>
-      <w:r>
-        <w:rPr>
-          <w:rFonts w:ascii="Times New Roman" w:hAnsi="Times New Roman" w:cs="Times New Roman"/>
-          <w:b/>
-          <w:bCs/>
-          <w:sz w:val="32"/>
-          <w:szCs w:val="32"/>
-        </w:rPr>
-        <w:t>ly</w:t>
-      </w:r>
-      <w:proofErr w:type="spellEnd"/>
-      <w:r>
-        <w:rPr>
-          <w:rFonts w:ascii="Times New Roman" w:hAnsi="Times New Roman" w:cs="Times New Roman"/>
-          <w:b/>
-          <w:bCs/>
-          <w:sz w:val="32"/>
-          <w:szCs w:val="32"/>
-        </w:rPr>
-        <w:t>’.</w:t>
+        <w:t>-ly’.</w:t>
       </w:r>
       <w:r>
         <w:rPr>
@@ -5174,6 +5210,7 @@
     </w:p>
     <w:p>
       <w:pPr>
+        <w:spacing w:line="360" w:lineRule="auto"/>
         <w:ind w:left="720" w:hanging="720"/>
         <w:rPr>
           <w:rFonts w:ascii="Times New Roman" w:hAnsi="Times New Roman" w:cs="Times New Roman"/>
@@ -5192,24 +5229,42 @@
     </w:p>
     <w:p>
       <w:pPr>
-        <w:ind w:left="720" w:hanging="720"/>
-        <w:rPr>
-          <w:rFonts w:ascii="Times New Roman" w:hAnsi="Times New Roman" w:cs="Times New Roman"/>
-          <w:sz w:val="32"/>
-          <w:szCs w:val="32"/>
-        </w:rPr>
-      </w:pPr>
-      <w:r>
-        <w:rPr>
-          <w:rFonts w:ascii="Times New Roman" w:hAnsi="Times New Roman" w:cs="Times New Roman"/>
-          <w:sz w:val="32"/>
-          <w:szCs w:val="32"/>
-        </w:rPr>
-        <w:t>b) Can you do it yourself?</w:t>
-      </w:r>
-    </w:p>
-    <w:p>
-      <w:pPr>
+        <w:spacing w:line="360" w:lineRule="auto"/>
+        <w:ind w:left="720" w:hanging="720"/>
+        <w:rPr>
+          <w:rFonts w:ascii="Times New Roman" w:hAnsi="Times New Roman" w:cs="Times New Roman"/>
+          <w:sz w:val="32"/>
+          <w:szCs w:val="32"/>
+        </w:rPr>
+      </w:pPr>
+      <w:r>
+        <w:rPr>
+          <w:rFonts w:ascii="Times New Roman" w:hAnsi="Times New Roman" w:cs="Times New Roman"/>
+          <w:sz w:val="32"/>
+          <w:szCs w:val="32"/>
+        </w:rPr>
+        <w:t xml:space="preserve">b) Can you do it </w:t>
+      </w:r>
+      <w:r>
+        <w:rPr>
+          <w:rFonts w:ascii="Times New Roman" w:hAnsi="Times New Roman" w:cs="Times New Roman"/>
+          <w:sz w:val="32"/>
+          <w:szCs w:val="32"/>
+        </w:rPr>
+        <w:t>yourself</w:t>
+      </w:r>
+      <w:r>
+        <w:rPr>
+          <w:rFonts w:ascii="Times New Roman" w:hAnsi="Times New Roman" w:cs="Times New Roman"/>
+          <w:sz w:val="32"/>
+          <w:szCs w:val="32"/>
+        </w:rPr>
+        <w:t>?</w:t>
+      </w:r>
+    </w:p>
+    <w:p>
+      <w:pPr>
+        <w:spacing w:line="360" w:lineRule="auto"/>
         <w:ind w:left="720" w:hanging="720"/>
         <w:rPr>
           <w:rFonts w:ascii="Times New Roman" w:hAnsi="Times New Roman" w:cs="Times New Roman"/>
@@ -5228,6 +5283,7 @@
     </w:p>
     <w:p>
       <w:pPr>
+        <w:spacing w:line="360" w:lineRule="auto"/>
         <w:ind w:left="720" w:hanging="720"/>
         <w:rPr>
           <w:rFonts w:ascii="Times New Roman" w:hAnsi="Times New Roman" w:cs="Times New Roman"/>
